--- a/CHƯƠNG 1.docx
+++ b/CHƯƠNG 1.docx
@@ -6302,9 +6302,9 @@
         </w:rPr>
         <w:lastRenderedPageBreak/>
         <w:drawing>
-          <wp:inline distT="0" distB="0" distL="0" distR="0" wp14:anchorId="5B91A85E" wp14:editId="7DF4F2E4">
-            <wp:extent cx="5667375" cy="3329305"/>
-            <wp:effectExtent l="0" t="0" r="9525" b="4445"/>
+          <wp:inline distT="0" distB="0" distL="0" distR="0" wp14:anchorId="63B67866" wp14:editId="6A35D0B2">
+            <wp:extent cx="5667375" cy="3531235"/>
+            <wp:effectExtent l="0" t="0" r="9525" b="0"/>
             <wp:docPr id="1" name="Image0.png" descr="Image0.png"/>
             <wp:cNvGraphicFramePr>
               <a:graphicFrameLocks xmlns:a="http://schemas.openxmlformats.org/drawingml/2006/main" noChangeAspect="1"/>
@@ -6327,7 +6327,7 @@
                   <pic:spPr>
                     <a:xfrm>
                       <a:off x="0" y="0"/>
-                      <a:ext cx="5667375" cy="3329305"/>
+                      <a:ext cx="5667375" cy="3531235"/>
                     </a:xfrm>
                     <a:prstGeom prst="rect">
                       <a:avLst/>
